--- a/fuentes/CF3_DU.docx
+++ b/fuentes/CF3_DU.docx
@@ -2034,7 +2034,19 @@
               <w:rPr>
                 <w:lang w:eastAsia="es-CO"/>
               </w:rPr>
-              <w:t>Cuando alguien lee o escribe, ¿alguna vez siente que las ideas no terminan de encajar, como si las palabras estuvieran ahí pero no lograran conectar lo que se quiere entender o expresar? Eso es lo que se llama relacionamiento: la habilidad de conectar ideas dentro de un texto para que todo tenga sentido. No se trata solo de leer o escribir palabras, sino de entender cómo se enlazan y crean un mensaje claro. Sin una buena conexión entre las ideas, el texto pierde coherencia. Para comprender un tema o comunicar algo de manera efectiva, es crucial saber cómo organizar y relacionar las ideas al leer o escribir. Cada texto tiene una estructura compuesta por introducción, desarrollo y conclusión, y entender cómo estas partes se relacionan entre sí es clave para una lectura eficaz y una escritura coherente. El arte del relacionamiento es lo que hace que un texto cobre vida; si alguien aprende a conectar ideas, no solo entenderá mejor, sino que también podrá expresarse con más claridad. Es hora de descubrir cómo mejorar esa habilidad.</w:t>
+              <w:t>Cuando alguien lee o escribe, ¿alguna vez siente que las ideas no terminan de encajar, como si las palabras estuvieran ahí pero no</w:t>
+            </w:r>
+            <w:r>
+              <w:rPr>
+                <w:lang w:eastAsia="es-CO"/>
+              </w:rPr>
+              <w:t xml:space="preserve"> se logran</w:t>
+            </w:r>
+            <w:r>
+              <w:rPr>
+                <w:lang w:eastAsia="es-CO"/>
+              </w:rPr>
+              <w:t xml:space="preserve"> conectar lo que se quiere entender o expresar? Eso es lo que se llama relacionamiento: la habilidad de conectar ideas dentro de un texto para que todo tenga sentido. No se trata solo de leer o escribir palabras, sino de entender cómo se enlazan y crean un mensaje claro. Sin una buena conexión entre las ideas, el texto pierde coherencia. Para comprender un tema o comunicar algo de manera efectiva, es crucial saber cómo organizar y relacionar las ideas al leer o escribir. Cada texto tiene una estructura compuesta por introducción, desarrollo y conclusión, y entender cómo estas partes se relacionan entre sí es clave para una lectura eficaz y una escritura coherente. El arte del relacionamiento es lo que hace que un texto cobre vida; si alguien aprende a conectar ideas, no solo entenderá mejor, sino que también podrá expresarse con más claridad. Es hora de descubrir cómo mejorar esa habilidad.</w:t>
             </w:r>
           </w:p>
         </w:tc>
@@ -2441,6 +2453,13 @@
     </w:p>
     <w:p>
       <w:pPr>
+        <w:rPr>
+          <w:lang w:eastAsia="es-CO"/>
+        </w:rPr>
+      </w:pPr>
+    </w:p>
+    <w:p>
+      <w:pPr>
         <w:pStyle w:val="Prrafodelista"/>
         <w:numPr>
           <w:ilvl w:val="0"/>
@@ -2458,6 +2477,7 @@
           <w:bCs/>
           <w:lang w:eastAsia="es-CO"/>
         </w:rPr>
+        <w:lastRenderedPageBreak/>
         <w:t>Punto seguido</w:t>
       </w:r>
     </w:p>
@@ -2473,7 +2493,6 @@
         <w:rPr>
           <w:lang w:eastAsia="es-CO"/>
         </w:rPr>
-        <w:lastRenderedPageBreak/>
         <w:t>Separa dos frases que se complementan en un mismo párrafo, es decir, hablan del mismo tema.</w:t>
       </w:r>
     </w:p>
@@ -2548,7 +2567,31 @@
         <w:rPr>
           <w:lang w:eastAsia="es-CO"/>
         </w:rPr>
-        <w:t>Como lo menciona indica el final de escrito.</w:t>
+        <w:t>Como lo menciona</w:t>
+      </w:r>
+      <w:r>
+        <w:rPr>
+          <w:lang w:eastAsia="es-CO"/>
+        </w:rPr>
+        <w:t>,</w:t>
+      </w:r>
+      <w:r>
+        <w:rPr>
+          <w:lang w:eastAsia="es-CO"/>
+        </w:rPr>
+        <w:t xml:space="preserve"> indica el final de</w:t>
+      </w:r>
+      <w:r>
+        <w:rPr>
+          <w:lang w:eastAsia="es-CO"/>
+        </w:rPr>
+        <w:t>l</w:t>
+      </w:r>
+      <w:r>
+        <w:rPr>
+          <w:lang w:eastAsia="es-CO"/>
+        </w:rPr>
+        <w:t xml:space="preserve"> escrito.</w:t>
       </w:r>
     </w:p>
     <w:p>
@@ -2741,6 +2784,7 @@
         <w:rPr>
           <w:lang w:val="es-419" w:eastAsia="es-CO"/>
         </w:rPr>
+        <w:lastRenderedPageBreak/>
         <w:t>Separa el nombre del sujeto del que se escribe.</w:t>
       </w:r>
     </w:p>
@@ -2759,18 +2803,8 @@
         <w:rPr>
           <w:lang w:val="es-419" w:eastAsia="es-CO"/>
         </w:rPr>
-        <w:lastRenderedPageBreak/>
         <w:t>Se utiliza después de un conector, es decir, por ejemplo, dicho lo anterior.</w:t>
       </w:r>
-    </w:p>
-    <w:p>
-      <w:pPr>
-        <w:pStyle w:val="Prrafodelista"/>
-        <w:ind w:left="1429" w:firstLine="0"/>
-        <w:rPr>
-          <w:lang w:val="es-419" w:eastAsia="es-CO"/>
-        </w:rPr>
-      </w:pPr>
     </w:p>
     <w:p>
       <w:pPr>
@@ -2963,6 +2997,9 @@
     </w:p>
     <w:p>
       <w:pPr>
+        <w:tabs>
+          <w:tab w:val="right" w:pos="9972"/>
+        </w:tabs>
         <w:rPr>
           <w:lang w:eastAsia="es-CO"/>
         </w:rPr>
@@ -2972,6 +3009,32 @@
           <w:lang w:eastAsia="es-CO"/>
         </w:rPr>
         <w:t>Se utiliza para separar dos frases diferentes, pero que se complementan.</w:t>
+      </w:r>
+    </w:p>
+    <w:p>
+      <w:pPr>
+        <w:tabs>
+          <w:tab w:val="right" w:pos="9972"/>
+        </w:tabs>
+        <w:rPr>
+          <w:lang w:eastAsia="es-CO"/>
+        </w:rPr>
+      </w:pPr>
+    </w:p>
+    <w:p>
+      <w:pPr>
+        <w:tabs>
+          <w:tab w:val="right" w:pos="9972"/>
+        </w:tabs>
+        <w:rPr>
+          <w:lang w:eastAsia="es-CO"/>
+        </w:rPr>
+      </w:pPr>
+      <w:r>
+        <w:rPr>
+          <w:lang w:eastAsia="es-CO"/>
+        </w:rPr>
+        <w:tab/>
       </w:r>
     </w:p>
     <w:p>
@@ -2986,6 +3049,7 @@
           <w:bCs/>
           <w:lang w:eastAsia="es-CO"/>
         </w:rPr>
+        <w:lastRenderedPageBreak/>
         <w:t>Ejemplo:</w:t>
       </w:r>
     </w:p>
@@ -3016,7 +3080,6 @@
           <w:bCs/>
           <w:lang w:eastAsia="es-CO"/>
         </w:rPr>
-        <w:lastRenderedPageBreak/>
         <w:t>Dos puntos</w:t>
       </w:r>
     </w:p>
@@ -3166,6 +3229,27 @@
     <w:p>
       <w:pPr>
         <w:rPr>
+          <w:lang w:eastAsia="es-CO"/>
+        </w:rPr>
+      </w:pPr>
+    </w:p>
+    <w:p>
+      <w:pPr>
+        <w:rPr>
+          <w:lang w:eastAsia="es-CO"/>
+        </w:rPr>
+      </w:pPr>
+    </w:p>
+    <w:p>
+      <w:pPr>
+        <w:rPr>
+          <w:lang w:eastAsia="es-CO"/>
+        </w:rPr>
+      </w:pPr>
+    </w:p>
+    <w:p>
+      <w:pPr>
+        <w:rPr>
           <w:b/>
           <w:bCs/>
           <w:lang w:eastAsia="es-CO"/>
@@ -3177,6 +3261,7 @@
           <w:bCs/>
           <w:lang w:eastAsia="es-CO"/>
         </w:rPr>
+        <w:lastRenderedPageBreak/>
         <w:t>Signos de interrogación y admiración</w:t>
       </w:r>
     </w:p>
@@ -3212,14 +3297,6 @@
     </w:p>
     <w:p>
       <w:pPr>
-        <w:ind w:firstLine="0"/>
-        <w:rPr>
-          <w:lang w:eastAsia="es-CO"/>
-        </w:rPr>
-      </w:pPr>
-    </w:p>
-    <w:p>
-      <w:pPr>
         <w:rPr>
           <w:b/>
           <w:bCs/>
@@ -3232,7 +3309,6 @@
           <w:bCs/>
           <w:lang w:eastAsia="es-CO"/>
         </w:rPr>
-        <w:lastRenderedPageBreak/>
         <w:t>Los signos de admiración o exclamación</w:t>
       </w:r>
     </w:p>
@@ -3413,7 +3489,14 @@
         <w:rPr>
           <w:lang w:eastAsia="es-CO"/>
         </w:rPr>
-        <w:t>La diversidad de herramientas para la organización de la información es amplia. En este apartado se considera necesario diferenciar las metodologías que permiten estructurar la información para su comprensión, análisis y socialización. De esta manera, debe utilizarse según la necesidad del aprendiz. Este tipo de herramientas puede elaborarse utilizando programas tecnológicos que se adaptan a la expectativa y utilidad esperadas, o bien de manera análoga o manual.</w:t>
+        <w:t xml:space="preserve">La diversidad de herramientas para la organización de la información es amplia. En este apartado se considera necesario diferenciar las metodologías que permiten estructurar la información para su comprensión, análisis y socialización. De esta </w:t>
+      </w:r>
+      <w:r>
+        <w:rPr>
+          <w:lang w:eastAsia="es-CO"/>
+        </w:rPr>
+        <w:lastRenderedPageBreak/>
+        <w:t>manera, debe utilizarse según la necesidad del aprendiz. Este tipo de herramientas puede elaborarse utilizando programas tecnológicos que se adaptan a la expectativa y utilidad esperadas, o bien de manera análoga o manual.</w:t>
       </w:r>
     </w:p>
     <w:p>
@@ -3443,7 +3526,6 @@
           <w:bCs/>
           <w:lang w:eastAsia="es-CO"/>
         </w:rPr>
-        <w:lastRenderedPageBreak/>
         <w:t>Diagrama</w:t>
       </w:r>
     </w:p>
@@ -3493,6 +3575,13 @@
     <w:p>
       <w:pPr>
         <w:rPr>
+          <w:lang w:val="es-419" w:eastAsia="es-CO"/>
+        </w:rPr>
+      </w:pPr>
+    </w:p>
+    <w:p>
+      <w:pPr>
+        <w:rPr>
           <w:b/>
           <w:bCs/>
           <w:lang w:eastAsia="es-CO"/>
@@ -3504,6 +3593,7 @@
           <w:bCs/>
           <w:lang w:eastAsia="es-CO"/>
         </w:rPr>
+        <w:lastRenderedPageBreak/>
         <w:t>Mapa mental</w:t>
       </w:r>
     </w:p>
@@ -3534,7 +3624,6 @@
           <w:bCs/>
           <w:lang w:eastAsia="es-CO"/>
         </w:rPr>
-        <w:lastRenderedPageBreak/>
         <w:t>Gráfico</w:t>
       </w:r>
     </w:p>
@@ -3584,6 +3673,13 @@
     <w:p>
       <w:pPr>
         <w:rPr>
+          <w:lang w:eastAsia="es-CO"/>
+        </w:rPr>
+      </w:pPr>
+    </w:p>
+    <w:p>
+      <w:pPr>
+        <w:rPr>
           <w:b/>
           <w:bCs/>
           <w:lang w:eastAsia="es-CO"/>
@@ -3595,6 +3691,7 @@
           <w:bCs/>
           <w:lang w:eastAsia="es-CO"/>
         </w:rPr>
+        <w:lastRenderedPageBreak/>
         <w:t>Flujograma</w:t>
       </w:r>
     </w:p>
@@ -3621,64 +3718,8 @@
         <w:rPr>
           <w:lang w:eastAsia="es-CO"/>
         </w:rPr>
-        <w:t xml:space="preserve">Estas herramientas son fundamentales en los ámbitos educativo y profesional, ya que facilitan la organización, comprensión y comunicación de la información. Su </w:t>
-      </w:r>
-      <w:r>
-        <w:rPr>
-          <w:lang w:eastAsia="es-CO"/>
-        </w:rPr>
-        <w:lastRenderedPageBreak/>
-        <w:t>aplicación adecuada contribuye al desarrollo del pensamiento crítico y al aprendizaje significativo.</w:t>
-      </w:r>
-    </w:p>
-    <w:p>
-      <w:pPr>
-        <w:rPr>
-          <w:lang w:val="es-419" w:eastAsia="es-CO"/>
-        </w:rPr>
-      </w:pPr>
-    </w:p>
-    <w:p>
-      <w:pPr>
-        <w:rPr>
-          <w:lang w:val="es-419" w:eastAsia="es-CO"/>
-        </w:rPr>
-      </w:pPr>
-    </w:p>
-    <w:p>
-      <w:pPr>
-        <w:rPr>
-          <w:lang w:val="es-419" w:eastAsia="es-CO"/>
-        </w:rPr>
-      </w:pPr>
-    </w:p>
-    <w:p>
-      <w:pPr>
-        <w:rPr>
-          <w:lang w:val="es-419" w:eastAsia="es-CO"/>
-        </w:rPr>
-      </w:pPr>
-    </w:p>
-    <w:p>
-      <w:pPr>
-        <w:rPr>
-          <w:lang w:val="es-419" w:eastAsia="es-CO"/>
-        </w:rPr>
-      </w:pPr>
-    </w:p>
-    <w:p>
-      <w:pPr>
-        <w:rPr>
-          <w:lang w:val="es-419" w:eastAsia="es-CO"/>
-        </w:rPr>
-      </w:pPr>
-    </w:p>
-    <w:p>
-      <w:pPr>
-        <w:rPr>
-          <w:lang w:val="es-419" w:eastAsia="es-CO"/>
-        </w:rPr>
-      </w:pPr>
+        <w:t>Estas herramientas son fundamentales en los ámbitos educativo y profesional, ya que facilitan la organización, comprensión y comunicación de la información. Su aplicación adecuada contribuye al desarrollo del pensamiento crítico y al aprendizaje significativo.</w:t>
+      </w:r>
     </w:p>
     <w:p>
       <w:pPr>
@@ -4101,19 +4142,11 @@
           <w:lang w:eastAsia="es-CO"/>
         </w:rPr>
       </w:pPr>
-      <w:proofErr w:type="spellStart"/>
-      <w:r>
-        <w:rPr>
-          <w:lang w:eastAsia="es-CO"/>
-        </w:rPr>
-        <w:t>Power</w:t>
-      </w:r>
-      <w:proofErr w:type="spellEnd"/>
-      <w:r>
-        <w:rPr>
-          <w:lang w:eastAsia="es-CO"/>
-        </w:rPr>
-        <w:t xml:space="preserve"> Point.</w:t>
+      <w:r>
+        <w:rPr>
+          <w:lang w:eastAsia="es-CO"/>
+        </w:rPr>
+        <w:t>PowerPoint.</w:t>
       </w:r>
     </w:p>
     <w:p>
@@ -4341,16 +4374,22 @@
           <w:lang w:eastAsia="es-CO"/>
         </w:rPr>
       </w:pPr>
-      <w:proofErr w:type="spellStart"/>
       <w:r>
         <w:rPr>
           <w:b/>
           <w:bCs/>
           <w:lang w:eastAsia="es-CO"/>
         </w:rPr>
-        <w:t>Parafraséalesando</w:t>
-      </w:r>
-      <w:proofErr w:type="spellEnd"/>
+        <w:t>Parafras</w:t>
+      </w:r>
+      <w:r>
+        <w:rPr>
+          <w:b/>
+          <w:bCs/>
+          <w:lang w:eastAsia="es-CO"/>
+        </w:rPr>
+        <w:t>eando</w:t>
+      </w:r>
       <w:r>
         <w:rPr>
           <w:b/>
@@ -5201,7 +5240,19 @@
         <w:rPr>
           <w:lang w:eastAsia="es-CO"/>
         </w:rPr>
-        <w:t>A través de los sentidos y el contacto con el ambiente, el cual emite información a través de los elementos que lo conforman. El profesional recoge información a través de un contacto directo con el objeto de estudio; persona (as), medio, elemento etc.</w:t>
+        <w:t>A través de los sentidos y el contacto con el ambiente, el cual emite información a través de los elementos que lo conforman. El profesional recoge información a través de un contacto directo con el objeto de estudio; persona (as), medio, elemento</w:t>
+      </w:r>
+      <w:r>
+        <w:rPr>
+          <w:lang w:eastAsia="es-CO"/>
+        </w:rPr>
+        <w:t>,</w:t>
+      </w:r>
+      <w:r>
+        <w:rPr>
+          <w:lang w:eastAsia="es-CO"/>
+        </w:rPr>
+        <w:t xml:space="preserve"> etc.</w:t>
       </w:r>
     </w:p>
     <w:p>
@@ -5888,7 +5939,7 @@
               <w:pStyle w:val="TextoTablas"/>
             </w:pPr>
             <w:r>
-              <w:t>EAFIT (s.f.). Las preposiciones y su función.</w:t>
+              <w:t>Campos, J. L. (2005). Gramática de las preposiciones. In Las gramáticas y los diccionarios en la enseñanza del español como segunda lengua. Deseo y realidad: actas del XV Congreso Internacional de ASELE. Sevilla, 22-25 de septiembre de 2004 (pp. 526-533). Editorial Universidad de Sevilla.</w:t>
             </w:r>
           </w:p>
         </w:tc>
@@ -5918,7 +5969,7 @@
                 <w:rPr>
                   <w:rStyle w:val="Hipervnculo"/>
                 </w:rPr>
-                <w:t>https://zajuna.sena.edu.co/Repositorio/Titulada/institution/SENA/Transversales/OVA/Comunicacion_oral_y_escrita/CF3_Relacionando/media/documentos/Las_preposiciones_funci%C3%B3n_EAFIT.pdf</w:t>
+                <w:t>https://dialnet.unirioja.es/descarga/articulo/1421506.pdf</w:t>
               </w:r>
             </w:hyperlink>
           </w:p>
@@ -5948,11 +5999,11 @@
             </w:pPr>
             <w:proofErr w:type="spellStart"/>
             <w:r>
-              <w:t>Gallardo</w:t>
+              <w:t>Talbi-Boulhais</w:t>
             </w:r>
             <w:proofErr w:type="spellEnd"/>
             <w:r>
-              <w:t xml:space="preserve"> &amp; Adonay (1987). Módulo 3. Recolección de la información.</w:t>
+              <w:t>, R. (2003). Papel y función de las preposiciones en las perífrasis verbales. Interlingüística, (14), 973-980.</w:t>
             </w:r>
           </w:p>
         </w:tc>
@@ -5982,7 +6033,7 @@
                 <w:rPr>
                   <w:rStyle w:val="Hipervnculo"/>
                 </w:rPr>
-                <w:t>https://zajuna.sena.edu.co/Repositorio/Titulada/institution/SENA/Transversales/OVA/Comunicacion_oral_y_escrita/CF3_Relacionando/media/documentos/M%C3%B3dulo%203_Recoleccion_%20informacion%20_Gallardo_Moreno_1987.pdf</w:t>
+                <w:t>https://hispadoc.es/servlet/articulo?codigo=918964</w:t>
               </w:r>
             </w:hyperlink>
           </w:p>
@@ -6047,6 +6098,30 @@
     </w:p>
     <w:p>
       <w:pPr>
+        <w:ind w:firstLine="0"/>
+        <w:rPr>
+          <w:lang w:val="es-419" w:eastAsia="es-CO"/>
+        </w:rPr>
+      </w:pPr>
+    </w:p>
+    <w:p>
+      <w:pPr>
+        <w:ind w:firstLine="0"/>
+        <w:rPr>
+          <w:lang w:val="es-419" w:eastAsia="es-CO"/>
+        </w:rPr>
+      </w:pPr>
+    </w:p>
+    <w:p>
+      <w:pPr>
+        <w:ind w:firstLine="0"/>
+        <w:rPr>
+          <w:lang w:val="es-419" w:eastAsia="es-CO"/>
+        </w:rPr>
+      </w:pPr>
+    </w:p>
+    <w:p>
+      <w:pPr>
         <w:pStyle w:val="Ttulo1"/>
         <w:numPr>
           <w:ilvl w:val="0"/>
@@ -6226,7 +6301,21 @@
           <w:bdr w:val="none" w:sz="0" w:space="0" w:color="auto" w:frame="1"/>
           <w:lang w:eastAsia="es-CO"/>
         </w:rPr>
-        <w:t>el propósito de un texto, que puede ser informar, argumentar, narrar o describir, entre otros. cada tipo de texto responde a una función específica dentro de la comunicación.</w:t>
+        <w:t xml:space="preserve">el propósito de un texto, que puede ser informar, argumentar, narrar o describir, entre otros. </w:t>
+      </w:r>
+      <w:r>
+        <w:rPr>
+          <w:bdr w:val="none" w:sz="0" w:space="0" w:color="auto" w:frame="1"/>
+          <w:lang w:eastAsia="es-CO"/>
+        </w:rPr>
+        <w:t>C</w:t>
+      </w:r>
+      <w:r>
+        <w:rPr>
+          <w:bdr w:val="none" w:sz="0" w:space="0" w:color="auto" w:frame="1"/>
+          <w:lang w:eastAsia="es-CO"/>
+        </w:rPr>
+        <w:t>ada tipo de texto responde a una función específica dentro de la comunicación.</w:t>
       </w:r>
     </w:p>
     <w:p>
@@ -6892,7 +6981,6 @@
         </w:rPr>
         <w:t xml:space="preserve">RAE (2025). </w:t>
       </w:r>
-      <w:proofErr w:type="spellStart"/>
       <w:r>
         <w:rPr>
           <w:rFonts w:eastAsia="Times New Roman" w:cstheme="minorHAnsi"/>
@@ -6902,9 +6990,8 @@
           <w:lang w:eastAsia="es-CO"/>
           <w14:ligatures w14:val="none"/>
         </w:rPr>
-        <w:t>Discuro</w:t>
-      </w:r>
-      <w:proofErr w:type="spellEnd"/>
+        <w:t>Discurso</w:t>
+      </w:r>
       <w:r>
         <w:rPr>
           <w:rFonts w:eastAsia="Times New Roman" w:cstheme="minorHAnsi"/>
@@ -7515,7 +7602,13 @@
               <w:pStyle w:val="TextoTablas"/>
             </w:pPr>
             <w:r>
-              <w:t>Diseñadora Instruccional</w:t>
+              <w:t xml:space="preserve">Diseñador </w:t>
+            </w:r>
+            <w:r>
+              <w:t>i</w:t>
+            </w:r>
+            <w:r>
+              <w:t>nstruccional</w:t>
             </w:r>
           </w:p>
         </w:tc>
@@ -7607,7 +7700,7 @@
               <w:pStyle w:val="TextoTablas"/>
             </w:pPr>
             <w:r>
-              <w:t>Diseñadora de contenidos</w:t>
+              <w:t>Diseñador de contenidos</w:t>
             </w:r>
           </w:p>
         </w:tc>
@@ -8186,7 +8279,7 @@
         <v:path o:extrusionok="f" gradientshapeok="t" o:connecttype="rect"/>
         <o:lock v:ext="edit" aspectratio="t"/>
       </v:shapetype>
-      <v:shape id="_x0000_i1035" type="#_x0000_t75" style="width:11.2pt;height:11.2pt" o:bullet="t">
+      <v:shape id="_x0000_i1055" type="#_x0000_t75" style="width:10.5pt;height:10.5pt" o:bullet="t">
         <v:imagedata r:id="rId1" o:title="mso9D57"/>
       </v:shape>
     </w:pict>
@@ -15408,8 +15501,8 @@
 <file path=customXml/item1.xml><?xml version="1.0" encoding="utf-8"?>
 <p:properties xmlns:p="http://schemas.microsoft.com/office/2006/metadata/properties" xmlns:xsi="http://www.w3.org/2001/XMLSchema-instance" xmlns:pc="http://schemas.microsoft.com/office/infopath/2007/PartnerControls">
   <documentManagement>
-    <TaxCatchAll xmlns="cb45339b-ced9-4d0d-8f64-77573914d53b" xsi:nil="true"/>
-    <lcf76f155ced4ddcb4097134ff3c332f xmlns="43a3ca16-9c26-4813-b83f-4aec9927b43f">
+    <TaxCatchAll xmlns="285d351f-f218-493a-825f-85a9dfbde315" xsi:nil="true"/>
+    <lcf76f155ced4ddcb4097134ff3c332f xmlns="55abea07-cd72-4a95-add0-1082a24cf9e9">
       <Terms xmlns="http://schemas.microsoft.com/office/infopath/2007/PartnerControls"/>
     </lcf76f155ced4ddcb4097134ff3c332f>
   </documentManagement>
@@ -15417,43 +15510,26 @@
 </file>
 
 <file path=customXml/item2.xml><?xml version="1.0" encoding="utf-8"?>
-<b:Sources xmlns:b="http://schemas.openxmlformats.org/officeDocument/2006/bibliography" xmlns="http://schemas.openxmlformats.org/officeDocument/2006/bibliography" SelectedStyle="\APASixthEditionOfficeOnline.xsl" StyleName="APA" Version="6"/>
-</file>
-
-<file path=customXml/item3.xml><?xml version="1.0" encoding="utf-8"?>
-<?mso-contentType ?>
-<FormTemplates xmlns="http://schemas.microsoft.com/sharepoint/v3/contenttype/forms">
-  <Display>DocumentLibraryForm</Display>
-  <Edit>DocumentLibraryForm</Edit>
-  <New>DocumentLibraryForm</New>
-</FormTemplates>
-</file>
-
-<file path=customXml/item4.xml><?xml version="1.0" encoding="utf-8"?>
-<ct:contentTypeSchema xmlns:ct="http://schemas.microsoft.com/office/2006/metadata/contentType" xmlns:ma="http://schemas.microsoft.com/office/2006/metadata/properties/metaAttributes" ct:_="" ma:_="" ma:contentTypeName="Documento" ma:contentTypeID="0x01010049282E1EDBE9234EA9E6D38F720E265F" ma:contentTypeVersion="15" ma:contentTypeDescription="Crear nuevo documento." ma:contentTypeScope="" ma:versionID="b31c7aa9eaf043a08b87120b3c4916e3">
-  <xsd:schema xmlns:xsd="http://www.w3.org/2001/XMLSchema" xmlns:xs="http://www.w3.org/2001/XMLSchema" xmlns:p="http://schemas.microsoft.com/office/2006/metadata/properties" xmlns:ns2="cb45339b-ced9-4d0d-8f64-77573914d53b" xmlns:ns3="43a3ca16-9c26-4813-b83f-4aec9927b43f" targetNamespace="http://schemas.microsoft.com/office/2006/metadata/properties" ma:root="true" ma:fieldsID="3533d065b04d75c457075bc55f1f5315" ns2:_="" ns3:_="">
-    <xsd:import namespace="cb45339b-ced9-4d0d-8f64-77573914d53b"/>
-    <xsd:import namespace="43a3ca16-9c26-4813-b83f-4aec9927b43f"/>
+<ct:contentTypeSchema xmlns:ct="http://schemas.microsoft.com/office/2006/metadata/contentType" xmlns:ma="http://schemas.microsoft.com/office/2006/metadata/properties/metaAttributes" ct:_="" ma:_="" ma:contentTypeName="Documento" ma:contentTypeID="0x0101005D7421CBAB376F47AC1876466873BE0C" ma:contentTypeVersion="11" ma:contentTypeDescription="Crear nuevo documento." ma:contentTypeScope="" ma:versionID="3a1bba6d8728ce939bf9f95dae234b40">
+  <xsd:schema xmlns:xsd="http://www.w3.org/2001/XMLSchema" xmlns:xs="http://www.w3.org/2001/XMLSchema" xmlns:p="http://schemas.microsoft.com/office/2006/metadata/properties" xmlns:ns2="55abea07-cd72-4a95-add0-1082a24cf9e9" xmlns:ns3="285d351f-f218-493a-825f-85a9dfbde315" targetNamespace="http://schemas.microsoft.com/office/2006/metadata/properties" ma:root="true" ma:fieldsID="a4f96e62c8f781ccc064189483c2e669" ns2:_="" ns3:_="">
+    <xsd:import namespace="55abea07-cd72-4a95-add0-1082a24cf9e9"/>
+    <xsd:import namespace="285d351f-f218-493a-825f-85a9dfbde315"/>
     <xsd:element name="properties">
       <xsd:complexType>
         <xsd:sequence>
           <xsd:element name="documentManagement">
             <xsd:complexType>
               <xsd:all>
-                <xsd:element ref="ns2:SharedWithUsers" minOccurs="0"/>
-                <xsd:element ref="ns2:SharedWithDetails" minOccurs="0"/>
-                <xsd:element ref="ns3:MediaServiceMetadata" minOccurs="0"/>
-                <xsd:element ref="ns3:MediaServiceFastMetadata" minOccurs="0"/>
-                <xsd:element ref="ns3:MediaServiceDateTaken" minOccurs="0"/>
-                <xsd:element ref="ns3:MediaServiceObjectDetectorVersions" minOccurs="0"/>
-                <xsd:element ref="ns3:MediaLengthInSeconds" minOccurs="0"/>
-                <xsd:element ref="ns3:MediaServiceLocation" minOccurs="0"/>
-                <xsd:element ref="ns3:MediaServiceGenerationTime" minOccurs="0"/>
-                <xsd:element ref="ns3:MediaServiceEventHashCode" minOccurs="0"/>
-                <xsd:element ref="ns3:lcf76f155ced4ddcb4097134ff3c332f" minOccurs="0"/>
-                <xsd:element ref="ns2:TaxCatchAll" minOccurs="0"/>
-                <xsd:element ref="ns3:MediaServiceOCR" minOccurs="0"/>
-                <xsd:element ref="ns3:MediaServiceSearchProperties" minOccurs="0"/>
+                <xsd:element ref="ns2:MediaServiceMetadata" minOccurs="0"/>
+                <xsd:element ref="ns2:MediaServiceFastMetadata" minOccurs="0"/>
+                <xsd:element ref="ns2:MediaServiceSearchProperties" minOccurs="0"/>
+                <xsd:element ref="ns2:MediaServiceDateTaken" minOccurs="0"/>
+                <xsd:element ref="ns2:lcf76f155ced4ddcb4097134ff3c332f" minOccurs="0"/>
+                <xsd:element ref="ns3:TaxCatchAll" minOccurs="0"/>
+                <xsd:element ref="ns2:MediaServiceOCR" minOccurs="0"/>
+                <xsd:element ref="ns2:MediaServiceGenerationTime" minOccurs="0"/>
+                <xsd:element ref="ns2:MediaServiceEventHashCode" minOccurs="0"/>
+                <xsd:element ref="ns2:MediaLengthInSeconds" minOccurs="0"/>
               </xsd:all>
             </xsd:complexType>
           </xsd:element>
@@ -15461,78 +15537,41 @@
       </xsd:complexType>
     </xsd:element>
   </xsd:schema>
-  <xsd:schema xmlns:xsd="http://www.w3.org/2001/XMLSchema" xmlns:xs="http://www.w3.org/2001/XMLSchema" xmlns:dms="http://schemas.microsoft.com/office/2006/documentManagement/types" xmlns:pc="http://schemas.microsoft.com/office/infopath/2007/PartnerControls" targetNamespace="cb45339b-ced9-4d0d-8f64-77573914d53b" elementFormDefault="qualified">
+  <xsd:schema xmlns:xsd="http://www.w3.org/2001/XMLSchema" xmlns:xs="http://www.w3.org/2001/XMLSchema" xmlns:dms="http://schemas.microsoft.com/office/2006/documentManagement/types" xmlns:pc="http://schemas.microsoft.com/office/infopath/2007/PartnerControls" targetNamespace="55abea07-cd72-4a95-add0-1082a24cf9e9" elementFormDefault="qualified">
     <xsd:import namespace="http://schemas.microsoft.com/office/2006/documentManagement/types"/>
     <xsd:import namespace="http://schemas.microsoft.com/office/infopath/2007/PartnerControls"/>
-    <xsd:element name="SharedWithUsers" ma:index="8" nillable="true" ma:displayName="Compartido con" ma:internalName="SharedWithUsers" ma:readOnly="true">
+    <xsd:element name="MediaServiceMetadata" ma:index="8" nillable="true" ma:displayName="MediaServiceMetadata" ma:hidden="true" ma:internalName="MediaServiceMetadata" ma:readOnly="true">
+      <xsd:simpleType>
+        <xsd:restriction base="dms:Note"/>
+      </xsd:simpleType>
+    </xsd:element>
+    <xsd:element name="MediaServiceFastMetadata" ma:index="9" nillable="true" ma:displayName="MediaServiceFastMetadata" ma:hidden="true" ma:internalName="MediaServiceFastMetadata" ma:readOnly="true">
+      <xsd:simpleType>
+        <xsd:restriction base="dms:Note"/>
+      </xsd:simpleType>
+    </xsd:element>
+    <xsd:element name="MediaServiceSearchProperties" ma:index="10" nillable="true" ma:displayName="MediaServiceSearchProperties" ma:hidden="true" ma:internalName="MediaServiceSearchProperties" ma:readOnly="true">
+      <xsd:simpleType>
+        <xsd:restriction base="dms:Note"/>
+      </xsd:simpleType>
+    </xsd:element>
+    <xsd:element name="MediaServiceDateTaken" ma:index="11" nillable="true" ma:displayName="MediaServiceDateTaken" ma:hidden="true" ma:indexed="true" ma:internalName="MediaServiceDateTaken" ma:readOnly="true">
+      <xsd:simpleType>
+        <xsd:restriction base="dms:Text"/>
+      </xsd:simpleType>
+    </xsd:element>
+    <xsd:element name="lcf76f155ced4ddcb4097134ff3c332f" ma:index="13" nillable="true" ma:taxonomy="true" ma:internalName="lcf76f155ced4ddcb4097134ff3c332f" ma:taxonomyFieldName="MediaServiceImageTags" ma:displayName="Etiquetas de imagen" ma:readOnly="false" ma:fieldId="{5cf76f15-5ced-4ddc-b409-7134ff3c332f}" ma:taxonomyMulti="true" ma:sspId="d33c8c81-5745-4931-bcc4-c2aeafe86780" ma:termSetId="09814cd3-568e-fe90-9814-8d621ff8fb84" ma:anchorId="fba54fb3-c3e1-fe81-a776-ca4b69148c4d" ma:open="true" ma:isKeyword="false">
       <xsd:complexType>
-        <xsd:complexContent>
-          <xsd:extension base="dms:UserMulti">
-            <xsd:sequence>
-              <xsd:element name="UserInfo" minOccurs="0" maxOccurs="unbounded">
-                <xsd:complexType>
-                  <xsd:sequence>
-                    <xsd:element name="DisplayName" type="xsd:string" minOccurs="0"/>
-                    <xsd:element name="AccountId" type="dms:UserId" minOccurs="0" nillable="true"/>
-                    <xsd:element name="AccountType" type="xsd:string" minOccurs="0"/>
-                  </xsd:sequence>
-                </xsd:complexType>
-              </xsd:element>
-            </xsd:sequence>
-          </xsd:extension>
-        </xsd:complexContent>
+        <xsd:sequence>
+          <xsd:element ref="pc:Terms" minOccurs="0" maxOccurs="1"/>
+        </xsd:sequence>
       </xsd:complexType>
     </xsd:element>
-    <xsd:element name="SharedWithDetails" ma:index="9" nillable="true" ma:displayName="Detalles de uso compartido" ma:internalName="SharedWithDetails" ma:readOnly="true">
+    <xsd:element name="MediaServiceOCR" ma:index="15" nillable="true" ma:displayName="Extracted Text" ma:internalName="MediaServiceOCR" ma:readOnly="true">
       <xsd:simpleType>
         <xsd:restriction base="dms:Note">
           <xsd:maxLength value="255"/>
         </xsd:restriction>
-      </xsd:simpleType>
-    </xsd:element>
-    <xsd:element name="TaxCatchAll" ma:index="20" nillable="true" ma:displayName="Taxonomy Catch All Column" ma:hidden="true" ma:list="{2f40a149-578b-41a1-8845-c88bc1831770}" ma:internalName="TaxCatchAll" ma:showField="CatchAllData" ma:web="cb45339b-ced9-4d0d-8f64-77573914d53b">
-      <xsd:complexType>
-        <xsd:complexContent>
-          <xsd:extension base="dms:MultiChoiceLookup">
-            <xsd:sequence>
-              <xsd:element name="Value" type="dms:Lookup" maxOccurs="unbounded" minOccurs="0" nillable="true"/>
-            </xsd:sequence>
-          </xsd:extension>
-        </xsd:complexContent>
-      </xsd:complexType>
-    </xsd:element>
-  </xsd:schema>
-  <xsd:schema xmlns:xsd="http://www.w3.org/2001/XMLSchema" xmlns:xs="http://www.w3.org/2001/XMLSchema" xmlns:dms="http://schemas.microsoft.com/office/2006/documentManagement/types" xmlns:pc="http://schemas.microsoft.com/office/infopath/2007/PartnerControls" targetNamespace="43a3ca16-9c26-4813-b83f-4aec9927b43f" elementFormDefault="qualified">
-    <xsd:import namespace="http://schemas.microsoft.com/office/2006/documentManagement/types"/>
-    <xsd:import namespace="http://schemas.microsoft.com/office/infopath/2007/PartnerControls"/>
-    <xsd:element name="MediaServiceMetadata" ma:index="10" nillable="true" ma:displayName="MediaServiceMetadata" ma:hidden="true" ma:internalName="MediaServiceMetadata" ma:readOnly="true">
-      <xsd:simpleType>
-        <xsd:restriction base="dms:Note"/>
-      </xsd:simpleType>
-    </xsd:element>
-    <xsd:element name="MediaServiceFastMetadata" ma:index="11" nillable="true" ma:displayName="MediaServiceFastMetadata" ma:hidden="true" ma:internalName="MediaServiceFastMetadata" ma:readOnly="true">
-      <xsd:simpleType>
-        <xsd:restriction base="dms:Note"/>
-      </xsd:simpleType>
-    </xsd:element>
-    <xsd:element name="MediaServiceDateTaken" ma:index="12" nillable="true" ma:displayName="MediaServiceDateTaken" ma:hidden="true" ma:indexed="true" ma:internalName="MediaServiceDateTaken" ma:readOnly="true">
-      <xsd:simpleType>
-        <xsd:restriction base="dms:Text"/>
-      </xsd:simpleType>
-    </xsd:element>
-    <xsd:element name="MediaServiceObjectDetectorVersions" ma:index="13" nillable="true" ma:displayName="MediaServiceObjectDetectorVersions" ma:hidden="true" ma:indexed="true" ma:internalName="MediaServiceObjectDetectorVersions" ma:readOnly="true">
-      <xsd:simpleType>
-        <xsd:restriction base="dms:Text"/>
-      </xsd:simpleType>
-    </xsd:element>
-    <xsd:element name="MediaLengthInSeconds" ma:index="14" nillable="true" ma:displayName="MediaLengthInSeconds" ma:hidden="true" ma:internalName="MediaLengthInSeconds" ma:readOnly="true">
-      <xsd:simpleType>
-        <xsd:restriction base="dms:Unknown"/>
-      </xsd:simpleType>
-    </xsd:element>
-    <xsd:element name="MediaServiceLocation" ma:index="15" nillable="true" ma:displayName="Location" ma:indexed="true" ma:internalName="MediaServiceLocation" ma:readOnly="true">
-      <xsd:simpleType>
-        <xsd:restriction base="dms:Text"/>
       </xsd:simpleType>
     </xsd:element>
     <xsd:element name="MediaServiceGenerationTime" ma:index="16" nillable="true" ma:displayName="MediaServiceGenerationTime" ma:hidden="true" ma:internalName="MediaServiceGenerationTime" ma:readOnly="true">
@@ -15545,24 +15584,25 @@
         <xsd:restriction base="dms:Text"/>
       </xsd:simpleType>
     </xsd:element>
-    <xsd:element name="lcf76f155ced4ddcb4097134ff3c332f" ma:index="19" nillable="true" ma:taxonomy="true" ma:internalName="lcf76f155ced4ddcb4097134ff3c332f" ma:taxonomyFieldName="MediaServiceImageTags" ma:displayName="Etiquetas de imagen" ma:readOnly="false" ma:fieldId="{5cf76f15-5ced-4ddc-b409-7134ff3c332f}" ma:taxonomyMulti="true" ma:sspId="d33c8c81-5745-4931-bcc4-c2aeafe86780" ma:termSetId="09814cd3-568e-fe90-9814-8d621ff8fb84" ma:anchorId="fba54fb3-c3e1-fe81-a776-ca4b69148c4d" ma:open="true" ma:isKeyword="false">
-      <xsd:complexType>
-        <xsd:sequence>
-          <xsd:element ref="pc:Terms" minOccurs="0" maxOccurs="1"/>
-        </xsd:sequence>
-      </xsd:complexType>
-    </xsd:element>
-    <xsd:element name="MediaServiceOCR" ma:index="21" nillable="true" ma:displayName="Extracted Text" ma:internalName="MediaServiceOCR" ma:readOnly="true">
+    <xsd:element name="MediaLengthInSeconds" ma:index="18" nillable="true" ma:displayName="MediaLengthInSeconds" ma:hidden="true" ma:internalName="MediaLengthInSeconds" ma:readOnly="true">
       <xsd:simpleType>
-        <xsd:restriction base="dms:Note">
-          <xsd:maxLength value="255"/>
-        </xsd:restriction>
+        <xsd:restriction base="dms:Unknown"/>
       </xsd:simpleType>
     </xsd:element>
-    <xsd:element name="MediaServiceSearchProperties" ma:index="22" nillable="true" ma:displayName="MediaServiceSearchProperties" ma:hidden="true" ma:internalName="MediaServiceSearchProperties" ma:readOnly="true">
-      <xsd:simpleType>
-        <xsd:restriction base="dms:Note"/>
-      </xsd:simpleType>
+  </xsd:schema>
+  <xsd:schema xmlns:xsd="http://www.w3.org/2001/XMLSchema" xmlns:xs="http://www.w3.org/2001/XMLSchema" xmlns:dms="http://schemas.microsoft.com/office/2006/documentManagement/types" xmlns:pc="http://schemas.microsoft.com/office/infopath/2007/PartnerControls" targetNamespace="285d351f-f218-493a-825f-85a9dfbde315" elementFormDefault="qualified">
+    <xsd:import namespace="http://schemas.microsoft.com/office/2006/documentManagement/types"/>
+    <xsd:import namespace="http://schemas.microsoft.com/office/infopath/2007/PartnerControls"/>
+    <xsd:element name="TaxCatchAll" ma:index="14" nillable="true" ma:displayName="Taxonomy Catch All Column" ma:hidden="true" ma:list="{5d57ac59-ec13-4ab6-8bf8-a162ea89df9b}" ma:internalName="TaxCatchAll" ma:showField="CatchAllData" ma:web="285d351f-f218-493a-825f-85a9dfbde315">
+      <xsd:complexType>
+        <xsd:complexContent>
+          <xsd:extension base="dms:MultiChoiceLookup">
+            <xsd:sequence>
+              <xsd:element name="Value" type="dms:Lookup" maxOccurs="unbounded" minOccurs="0" nillable="true"/>
+            </xsd:sequence>
+          </xsd:extension>
+        </xsd:complexContent>
+      </xsd:complexType>
     </xsd:element>
   </xsd:schema>
   <xsd:schema xmlns="http://schemas.openxmlformats.org/package/2006/metadata/core-properties" xmlns:xsd="http://www.w3.org/2001/XMLSchema" xmlns:xsi="http://www.w3.org/2001/XMLSchema-instance" xmlns:dc="http://purl.org/dc/elements/1.1/" xmlns:dcterms="http://purl.org/dc/terms/" xmlns:odoc="http://schemas.microsoft.com/internal/obd" targetNamespace="http://schemas.openxmlformats.org/package/2006/metadata/core-properties" elementFormDefault="qualified" attributeFormDefault="unqualified" blockDefault="#all">
@@ -15664,6 +15704,19 @@
 </ct:contentTypeSchema>
 </file>
 
+<file path=customXml/item3.xml><?xml version="1.0" encoding="utf-8"?>
+<?mso-contentType ?>
+<FormTemplates xmlns="http://schemas.microsoft.com/sharepoint/v3/contenttype/forms">
+  <Display>DocumentLibraryForm</Display>
+  <Edit>DocumentLibraryForm</Edit>
+  <New>DocumentLibraryForm</New>
+</FormTemplates>
+</file>
+
+<file path=customXml/item4.xml><?xml version="1.0" encoding="utf-8"?>
+<b:Sources xmlns:b="http://schemas.openxmlformats.org/officeDocument/2006/bibliography" xmlns="http://schemas.openxmlformats.org/officeDocument/2006/bibliography" SelectedStyle="\APASixthEditionOfficeOnline.xsl" StyleName="APA" Version="6"/>
+</file>
+
 <file path=customXml/itemProps1.xml><?xml version="1.0" encoding="utf-8"?>
 <ds:datastoreItem xmlns:ds="http://schemas.openxmlformats.org/officeDocument/2006/customXml" ds:itemID="{26259216-AD86-464A-AEAD-95B1F9E17392}">
   <ds:schemaRefs>
@@ -15676,11 +15729,7 @@
 </file>
 
 <file path=customXml/itemProps2.xml><?xml version="1.0" encoding="utf-8"?>
-<ds:datastoreItem xmlns:ds="http://schemas.openxmlformats.org/officeDocument/2006/customXml" ds:itemID="{A9F2CEBA-C824-4C86-81A8-E32CBD0EB92D}">
-  <ds:schemaRefs>
-    <ds:schemaRef ds:uri="http://schemas.openxmlformats.org/officeDocument/2006/bibliography"/>
-  </ds:schemaRefs>
-</ds:datastoreItem>
+<ds:datastoreItem xmlns:ds="http://schemas.openxmlformats.org/officeDocument/2006/customXml" ds:itemID="{5BCE2AA9-4096-4B40-B817-C21D0C8DA95D}"/>
 </file>
 
 <file path=customXml/itemProps3.xml><?xml version="1.0" encoding="utf-8"?>
@@ -15692,20 +15741,9 @@
 </file>
 
 <file path=customXml/itemProps4.xml><?xml version="1.0" encoding="utf-8"?>
-<ds:datastoreItem xmlns:ds="http://schemas.openxmlformats.org/officeDocument/2006/customXml" ds:itemID="{0BC4A0A4-89EA-4C0C-9011-C1B351E892BC}">
+<ds:datastoreItem xmlns:ds="http://schemas.openxmlformats.org/officeDocument/2006/customXml" ds:itemID="{A9F2CEBA-C824-4C86-81A8-E32CBD0EB92D}">
   <ds:schemaRefs>
-    <ds:schemaRef ds:uri="http://schemas.microsoft.com/office/2006/metadata/contentType"/>
-    <ds:schemaRef ds:uri="http://schemas.microsoft.com/office/2006/metadata/properties/metaAttributes"/>
-    <ds:schemaRef ds:uri="http://www.w3.org/2001/XMLSchema"/>
-    <ds:schemaRef ds:uri="http://schemas.microsoft.com/office/2006/metadata/properties"/>
-    <ds:schemaRef ds:uri="cb45339b-ced9-4d0d-8f64-77573914d53b"/>
-    <ds:schemaRef ds:uri="43a3ca16-9c26-4813-b83f-4aec9927b43f"/>
-    <ds:schemaRef ds:uri="http://schemas.microsoft.com/office/2006/documentManagement/types"/>
-    <ds:schemaRef ds:uri="http://schemas.microsoft.com/office/infopath/2007/PartnerControls"/>
-    <ds:schemaRef ds:uri="http://schemas.openxmlformats.org/package/2006/metadata/core-properties"/>
-    <ds:schemaRef ds:uri="http://purl.org/dc/elements/1.1/"/>
-    <ds:schemaRef ds:uri="http://purl.org/dc/terms/"/>
-    <ds:schemaRef ds:uri="http://schemas.microsoft.com/internal/obd"/>
+    <ds:schemaRef ds:uri="http://schemas.openxmlformats.org/officeDocument/2006/bibliography"/>
   </ds:schemaRefs>
 </ds:datastoreItem>
 </file>